--- a/Assets/Docments/Space Combat.docx
+++ b/Assets/Docments/Space Combat.docx
@@ -24761,6 +24761,7 @@
     <w:rsid w:val="002A6B82"/>
     <w:rsid w:val="002C3DDA"/>
     <w:rsid w:val="003A1677"/>
+    <w:rsid w:val="003F38D6"/>
     <w:rsid w:val="0042496C"/>
     <w:rsid w:val="00463436"/>
     <w:rsid w:val="00494BCD"/>
@@ -24769,6 +24770,7 @@
     <w:rsid w:val="00562FE2"/>
     <w:rsid w:val="0056384B"/>
     <w:rsid w:val="005872FC"/>
+    <w:rsid w:val="005A1D86"/>
     <w:rsid w:val="005E794E"/>
     <w:rsid w:val="006048C1"/>
     <w:rsid w:val="006168FE"/>
@@ -24785,6 +24787,7 @@
     <w:rsid w:val="00807FB5"/>
     <w:rsid w:val="008177FA"/>
     <w:rsid w:val="008866A5"/>
+    <w:rsid w:val="00A30CB3"/>
     <w:rsid w:val="00A4184F"/>
     <w:rsid w:val="00A94B5E"/>
     <w:rsid w:val="00AB2769"/>

--- a/Assets/Docments/Space Combat.docx
+++ b/Assets/Docments/Space Combat.docx
@@ -653,7 +653,7 @@
           <w:r>
             <w:fldChar w:fldCharType="separate"/>
           </w:r>
-          <w:hyperlink w:anchor="_Toc216003223" w:history="1">
+          <w:hyperlink w:anchor="_Toc217211574" w:history="1">
             <w:r>
               <w:rPr>
                 <w:rStyle w:val="Hyperlink"/>
@@ -680,7 +680,7 @@
                 <w:noProof/>
                 <w:webHidden/>
               </w:rPr>
-              <w:instrText xml:space="preserve"> PAGEREF _Toc216003223 \h </w:instrText>
+              <w:instrText xml:space="preserve"> PAGEREF _Toc217211574 \h </w:instrText>
             </w:r>
             <w:r>
               <w:rPr>
@@ -700,7 +700,7 @@
                 <w:noProof/>
                 <w:webHidden/>
               </w:rPr>
-              <w:t>3</w:t>
+              <w:t>2</w:t>
             </w:r>
             <w:r>
               <w:rPr>
@@ -722,7 +722,7 @@
               <w:noProof/>
             </w:rPr>
           </w:pPr>
-          <w:hyperlink w:anchor="_Toc216003224" w:history="1">
+          <w:hyperlink w:anchor="_Toc217211575" w:history="1">
             <w:r>
               <w:rPr>
                 <w:rStyle w:val="Hyperlink"/>
@@ -749,7 +749,7 @@
                 <w:noProof/>
                 <w:webHidden/>
               </w:rPr>
-              <w:instrText xml:space="preserve"> PAGEREF _Toc216003224 \h </w:instrText>
+              <w:instrText xml:space="preserve"> PAGEREF _Toc217211575 \h </w:instrText>
             </w:r>
             <w:r>
               <w:rPr>
@@ -769,7 +769,7 @@
                 <w:noProof/>
                 <w:webHidden/>
               </w:rPr>
-              <w:t>3</w:t>
+              <w:t>2</w:t>
             </w:r>
             <w:r>
               <w:rPr>
@@ -791,7 +791,7 @@
               <w:noProof/>
             </w:rPr>
           </w:pPr>
-          <w:hyperlink w:anchor="_Toc216003225" w:history="1">
+          <w:hyperlink w:anchor="_Toc217211576" w:history="1">
             <w:r>
               <w:rPr>
                 <w:rStyle w:val="Hyperlink"/>
@@ -818,7 +818,7 @@
                 <w:noProof/>
                 <w:webHidden/>
               </w:rPr>
-              <w:instrText xml:space="preserve"> PAGEREF _Toc216003225 \h </w:instrText>
+              <w:instrText xml:space="preserve"> PAGEREF _Toc217211576 \h </w:instrText>
             </w:r>
             <w:r>
               <w:rPr>
@@ -838,7 +838,7 @@
                 <w:noProof/>
                 <w:webHidden/>
               </w:rPr>
-              <w:t>4</w:t>
+              <w:t>3</w:t>
             </w:r>
             <w:r>
               <w:rPr>
@@ -860,7 +860,7 @@
               <w:noProof/>
             </w:rPr>
           </w:pPr>
-          <w:hyperlink w:anchor="_Toc216003226" w:history="1">
+          <w:hyperlink w:anchor="_Toc217211577" w:history="1">
             <w:r>
               <w:rPr>
                 <w:rStyle w:val="Hyperlink"/>
@@ -887,7 +887,7 @@
                 <w:noProof/>
                 <w:webHidden/>
               </w:rPr>
-              <w:instrText xml:space="preserve"> PAGEREF _Toc216003226 \h </w:instrText>
+              <w:instrText xml:space="preserve"> PAGEREF _Toc217211577 \h </w:instrText>
             </w:r>
             <w:r>
               <w:rPr>
@@ -907,7 +907,7 @@
                 <w:noProof/>
                 <w:webHidden/>
               </w:rPr>
-              <w:t>4</w:t>
+              <w:t>3</w:t>
             </w:r>
             <w:r>
               <w:rPr>
@@ -929,7 +929,7 @@
               <w:noProof/>
             </w:rPr>
           </w:pPr>
-          <w:hyperlink w:anchor="_Toc216003227" w:history="1">
+          <w:hyperlink w:anchor="_Toc217211578" w:history="1">
             <w:r>
               <w:rPr>
                 <w:rStyle w:val="Hyperlink"/>
@@ -956,7 +956,7 @@
                 <w:noProof/>
                 <w:webHidden/>
               </w:rPr>
-              <w:instrText xml:space="preserve"> PAGEREF _Toc216003227 \h </w:instrText>
+              <w:instrText xml:space="preserve"> PAGEREF _Toc217211578 \h </w:instrText>
             </w:r>
             <w:r>
               <w:rPr>
@@ -976,7 +976,7 @@
                 <w:noProof/>
                 <w:webHidden/>
               </w:rPr>
-              <w:t>4</w:t>
+              <w:t>3</w:t>
             </w:r>
             <w:r>
               <w:rPr>
@@ -998,7 +998,7 @@
               <w:noProof/>
             </w:rPr>
           </w:pPr>
-          <w:hyperlink w:anchor="_Toc216003228" w:history="1">
+          <w:hyperlink w:anchor="_Toc217211579" w:history="1">
             <w:r>
               <w:rPr>
                 <w:rStyle w:val="Hyperlink"/>
@@ -1025,7 +1025,7 @@
                 <w:noProof/>
                 <w:webHidden/>
               </w:rPr>
-              <w:instrText xml:space="preserve"> PAGEREF _Toc216003228 \h </w:instrText>
+              <w:instrText xml:space="preserve"> PAGEREF _Toc217211579 \h </w:instrText>
             </w:r>
             <w:r>
               <w:rPr>
@@ -1045,7 +1045,7 @@
                 <w:noProof/>
                 <w:webHidden/>
               </w:rPr>
-              <w:t>4</w:t>
+              <w:t>3</w:t>
             </w:r>
             <w:r>
               <w:rPr>
@@ -1067,7 +1067,7 @@
               <w:noProof/>
             </w:rPr>
           </w:pPr>
-          <w:hyperlink w:anchor="_Toc216003229" w:history="1">
+          <w:hyperlink w:anchor="_Toc217211580" w:history="1">
             <w:r>
               <w:rPr>
                 <w:rStyle w:val="Hyperlink"/>
@@ -1094,7 +1094,7 @@
                 <w:noProof/>
                 <w:webHidden/>
               </w:rPr>
-              <w:instrText xml:space="preserve"> PAGEREF _Toc216003229 \h </w:instrText>
+              <w:instrText xml:space="preserve"> PAGEREF _Toc217211580 \h </w:instrText>
             </w:r>
             <w:r>
               <w:rPr>
@@ -1114,7 +1114,7 @@
                 <w:noProof/>
                 <w:webHidden/>
               </w:rPr>
-              <w:t>4</w:t>
+              <w:t>3</w:t>
             </w:r>
             <w:r>
               <w:rPr>
@@ -1136,7 +1136,7 @@
               <w:noProof/>
             </w:rPr>
           </w:pPr>
-          <w:hyperlink w:anchor="_Toc216003230" w:history="1">
+          <w:hyperlink w:anchor="_Toc217211581" w:history="1">
             <w:r>
               <w:rPr>
                 <w:rStyle w:val="Hyperlink"/>
@@ -1163,7 +1163,7 @@
                 <w:noProof/>
                 <w:webHidden/>
               </w:rPr>
-              <w:instrText xml:space="preserve"> PAGEREF _Toc216003230 \h </w:instrText>
+              <w:instrText xml:space="preserve"> PAGEREF _Toc217211581 \h </w:instrText>
             </w:r>
             <w:r>
               <w:rPr>
@@ -1183,7 +1183,7 @@
                 <w:noProof/>
                 <w:webHidden/>
               </w:rPr>
-              <w:t>4</w:t>
+              <w:t>3</w:t>
             </w:r>
             <w:r>
               <w:rPr>
@@ -1205,7 +1205,7 @@
               <w:noProof/>
             </w:rPr>
           </w:pPr>
-          <w:hyperlink w:anchor="_Toc216003231" w:history="1">
+          <w:hyperlink w:anchor="_Toc217211582" w:history="1">
             <w:r>
               <w:rPr>
                 <w:rStyle w:val="Hyperlink"/>
@@ -1232,7 +1232,7 @@
                 <w:noProof/>
                 <w:webHidden/>
               </w:rPr>
-              <w:instrText xml:space="preserve"> PAGEREF _Toc216003231 \h </w:instrText>
+              <w:instrText xml:space="preserve"> PAGEREF _Toc217211582 \h </w:instrText>
             </w:r>
             <w:r>
               <w:rPr>
@@ -1252,7 +1252,7 @@
                 <w:noProof/>
                 <w:webHidden/>
               </w:rPr>
-              <w:t>5</w:t>
+              <w:t>4</w:t>
             </w:r>
             <w:r>
               <w:rPr>
@@ -1274,13 +1274,13 @@
               <w:noProof/>
             </w:rPr>
           </w:pPr>
-          <w:hyperlink w:anchor="_Toc216003232" w:history="1">
+          <w:hyperlink w:anchor="_Toc217211583" w:history="1">
             <w:r>
               <w:rPr>
                 <w:rStyle w:val="Hyperlink"/>
                 <w:noProof/>
               </w:rPr>
-              <w:t>Resource/Obstacle Weighted Spawning</w:t>
+              <w:t>Primary Weapons</w:t>
             </w:r>
             <w:r>
               <w:rPr>
@@ -1301,7 +1301,7 @@
                 <w:noProof/>
                 <w:webHidden/>
               </w:rPr>
-              <w:instrText xml:space="preserve"> PAGEREF _Toc216003232 \h </w:instrText>
+              <w:instrText xml:space="preserve"> PAGEREF _Toc217211583 \h </w:instrText>
             </w:r>
             <w:r>
               <w:rPr>
@@ -1321,7 +1321,7 @@
                 <w:noProof/>
                 <w:webHidden/>
               </w:rPr>
-              <w:t>8</w:t>
+              <w:t>5</w:t>
             </w:r>
             <w:r>
               <w:rPr>
@@ -1343,13 +1343,13 @@
               <w:noProof/>
             </w:rPr>
           </w:pPr>
-          <w:hyperlink w:anchor="_Toc216003233" w:history="1">
+          <w:hyperlink w:anchor="_Toc217211584" w:history="1">
             <w:r>
               <w:rPr>
                 <w:rStyle w:val="Hyperlink"/>
                 <w:noProof/>
               </w:rPr>
-              <w:t>Enemy</w:t>
+              <w:t>Secondary Weapons</w:t>
             </w:r>
             <w:r>
               <w:rPr>
@@ -1370,7 +1370,7 @@
                 <w:noProof/>
                 <w:webHidden/>
               </w:rPr>
-              <w:instrText xml:space="preserve"> PAGEREF _Toc216003233 \h </w:instrText>
+              <w:instrText xml:space="preserve"> PAGEREF _Toc217211584 \h </w:instrText>
             </w:r>
             <w:r>
               <w:rPr>
@@ -1390,7 +1390,7 @@
                 <w:noProof/>
                 <w:webHidden/>
               </w:rPr>
-              <w:t>9</w:t>
+              <w:t>6</w:t>
             </w:r>
             <w:r>
               <w:rPr>
@@ -1412,13 +1412,13 @@
               <w:noProof/>
             </w:rPr>
           </w:pPr>
-          <w:hyperlink w:anchor="_Toc216003234" w:history="1">
+          <w:hyperlink w:anchor="_Toc217211585" w:history="1">
             <w:r>
               <w:rPr>
                 <w:rStyle w:val="Hyperlink"/>
                 <w:noProof/>
               </w:rPr>
-              <w:t>Enemy Movement</w:t>
+              <w:t>Resource/Obstacle Weighted Spawning</w:t>
             </w:r>
             <w:r>
               <w:rPr>
@@ -1439,7 +1439,7 @@
                 <w:noProof/>
                 <w:webHidden/>
               </w:rPr>
-              <w:instrText xml:space="preserve"> PAGEREF _Toc216003234 \h </w:instrText>
+              <w:instrText xml:space="preserve"> PAGEREF _Toc217211585 \h </w:instrText>
             </w:r>
             <w:r>
               <w:rPr>
@@ -1459,7 +1459,7 @@
                 <w:noProof/>
                 <w:webHidden/>
               </w:rPr>
-              <w:t>11</w:t>
+              <w:t>7</w:t>
             </w:r>
             <w:r>
               <w:rPr>
@@ -1481,13 +1481,13 @@
               <w:noProof/>
             </w:rPr>
           </w:pPr>
-          <w:hyperlink w:anchor="_Toc216003235" w:history="1">
+          <w:hyperlink w:anchor="_Toc217211586" w:history="1">
             <w:r>
               <w:rPr>
                 <w:rStyle w:val="Hyperlink"/>
                 <w:noProof/>
               </w:rPr>
-              <w:t>Obstacles</w:t>
+              <w:t>Enemy</w:t>
             </w:r>
             <w:r>
               <w:rPr>
@@ -1508,7 +1508,7 @@
                 <w:noProof/>
                 <w:webHidden/>
               </w:rPr>
-              <w:instrText xml:space="preserve"> PAGEREF _Toc216003235 \h </w:instrText>
+              <w:instrText xml:space="preserve"> PAGEREF _Toc217211586 \h </w:instrText>
             </w:r>
             <w:r>
               <w:rPr>
@@ -1528,7 +1528,7 @@
                 <w:noProof/>
                 <w:webHidden/>
               </w:rPr>
-              <w:t>12</w:t>
+              <w:t>8</w:t>
             </w:r>
             <w:r>
               <w:rPr>
@@ -1550,13 +1550,13 @@
               <w:noProof/>
             </w:rPr>
           </w:pPr>
-          <w:hyperlink w:anchor="_Toc216003236" w:history="1">
+          <w:hyperlink w:anchor="_Toc217211587" w:history="1">
             <w:r>
               <w:rPr>
                 <w:rStyle w:val="Hyperlink"/>
                 <w:noProof/>
               </w:rPr>
-              <w:t>Levels</w:t>
+              <w:t>Enemy Movement</w:t>
             </w:r>
             <w:r>
               <w:rPr>
@@ -1577,7 +1577,7 @@
                 <w:noProof/>
                 <w:webHidden/>
               </w:rPr>
-              <w:instrText xml:space="preserve"> PAGEREF _Toc216003236 \h </w:instrText>
+              <w:instrText xml:space="preserve"> PAGEREF _Toc217211587 \h </w:instrText>
             </w:r>
             <w:r>
               <w:rPr>
@@ -1597,697 +1597,7 @@
                 <w:noProof/>
                 <w:webHidden/>
               </w:rPr>
-              <w:t>14</w:t>
-            </w:r>
-            <w:r>
-              <w:rPr>
-                <w:noProof/>
-                <w:webHidden/>
-              </w:rPr>
-              <w:fldChar w:fldCharType="end"/>
-            </w:r>
-          </w:hyperlink>
-        </w:p>
-        <w:p>
-          <w:pPr>
-            <w:pStyle w:val="TOC2"/>
-            <w:tabs>
-              <w:tab w:val="right" w:leader="dot" w:pos="12950"/>
-            </w:tabs>
-            <w:rPr>
-              <w:rFonts w:eastAsiaTheme="minorEastAsia"/>
-              <w:noProof/>
-            </w:rPr>
-          </w:pPr>
-          <w:hyperlink w:anchor="_Toc216003237" w:history="1">
-            <w:r>
-              <w:rPr>
-                <w:rStyle w:val="Hyperlink"/>
-                <w:noProof/>
-              </w:rPr>
-              <w:t>Level 1</w:t>
-            </w:r>
-            <w:r>
-              <w:rPr>
-                <w:noProof/>
-                <w:webHidden/>
-              </w:rPr>
-              <w:tab/>
-            </w:r>
-            <w:r>
-              <w:rPr>
-                <w:noProof/>
-                <w:webHidden/>
-              </w:rPr>
-              <w:fldChar w:fldCharType="begin"/>
-            </w:r>
-            <w:r>
-              <w:rPr>
-                <w:noProof/>
-                <w:webHidden/>
-              </w:rPr>
-              <w:instrText xml:space="preserve"> PAGEREF _Toc216003237 \h </w:instrText>
-            </w:r>
-            <w:r>
-              <w:rPr>
-                <w:noProof/>
-                <w:webHidden/>
-              </w:rPr>
-            </w:r>
-            <w:r>
-              <w:rPr>
-                <w:noProof/>
-                <w:webHidden/>
-              </w:rPr>
-              <w:fldChar w:fldCharType="separate"/>
-            </w:r>
-            <w:r>
-              <w:rPr>
-                <w:noProof/>
-                <w:webHidden/>
-              </w:rPr>
-              <w:t>14</w:t>
-            </w:r>
-            <w:r>
-              <w:rPr>
-                <w:noProof/>
-                <w:webHidden/>
-              </w:rPr>
-              <w:fldChar w:fldCharType="end"/>
-            </w:r>
-          </w:hyperlink>
-        </w:p>
-        <w:p>
-          <w:pPr>
-            <w:pStyle w:val="TOC2"/>
-            <w:tabs>
-              <w:tab w:val="right" w:leader="dot" w:pos="12950"/>
-            </w:tabs>
-            <w:rPr>
-              <w:rFonts w:eastAsiaTheme="minorEastAsia"/>
-              <w:noProof/>
-            </w:rPr>
-          </w:pPr>
-          <w:hyperlink w:anchor="_Toc216003238" w:history="1">
-            <w:r>
-              <w:rPr>
-                <w:rStyle w:val="Hyperlink"/>
-                <w:noProof/>
-              </w:rPr>
-              <w:t>Level 2</w:t>
-            </w:r>
-            <w:r>
-              <w:rPr>
-                <w:noProof/>
-                <w:webHidden/>
-              </w:rPr>
-              <w:tab/>
-            </w:r>
-            <w:r>
-              <w:rPr>
-                <w:noProof/>
-                <w:webHidden/>
-              </w:rPr>
-              <w:fldChar w:fldCharType="begin"/>
-            </w:r>
-            <w:r>
-              <w:rPr>
-                <w:noProof/>
-                <w:webHidden/>
-              </w:rPr>
-              <w:instrText xml:space="preserve"> PAGEREF _Toc216003238 \h </w:instrText>
-            </w:r>
-            <w:r>
-              <w:rPr>
-                <w:noProof/>
-                <w:webHidden/>
-              </w:rPr>
-            </w:r>
-            <w:r>
-              <w:rPr>
-                <w:noProof/>
-                <w:webHidden/>
-              </w:rPr>
-              <w:fldChar w:fldCharType="separate"/>
-            </w:r>
-            <w:r>
-              <w:rPr>
-                <w:noProof/>
-                <w:webHidden/>
-              </w:rPr>
-              <w:t>14</w:t>
-            </w:r>
-            <w:r>
-              <w:rPr>
-                <w:noProof/>
-                <w:webHidden/>
-              </w:rPr>
-              <w:fldChar w:fldCharType="end"/>
-            </w:r>
-          </w:hyperlink>
-        </w:p>
-        <w:p>
-          <w:pPr>
-            <w:pStyle w:val="TOC2"/>
-            <w:tabs>
-              <w:tab w:val="right" w:leader="dot" w:pos="12950"/>
-            </w:tabs>
-            <w:rPr>
-              <w:rFonts w:eastAsiaTheme="minorEastAsia"/>
-              <w:noProof/>
-            </w:rPr>
-          </w:pPr>
-          <w:hyperlink w:anchor="_Toc216003239" w:history="1">
-            <w:r>
-              <w:rPr>
-                <w:rStyle w:val="Hyperlink"/>
-                <w:noProof/>
-              </w:rPr>
-              <w:t>Level 3</w:t>
-            </w:r>
-            <w:r>
-              <w:rPr>
-                <w:noProof/>
-                <w:webHidden/>
-              </w:rPr>
-              <w:tab/>
-            </w:r>
-            <w:r>
-              <w:rPr>
-                <w:noProof/>
-                <w:webHidden/>
-              </w:rPr>
-              <w:fldChar w:fldCharType="begin"/>
-            </w:r>
-            <w:r>
-              <w:rPr>
-                <w:noProof/>
-                <w:webHidden/>
-              </w:rPr>
-              <w:instrText xml:space="preserve"> PAGEREF _Toc216003239 \h </w:instrText>
-            </w:r>
-            <w:r>
-              <w:rPr>
-                <w:noProof/>
-                <w:webHidden/>
-              </w:rPr>
-            </w:r>
-            <w:r>
-              <w:rPr>
-                <w:noProof/>
-                <w:webHidden/>
-              </w:rPr>
-              <w:fldChar w:fldCharType="separate"/>
-            </w:r>
-            <w:r>
-              <w:rPr>
-                <w:noProof/>
-                <w:webHidden/>
-              </w:rPr>
-              <w:t>14</w:t>
-            </w:r>
-            <w:r>
-              <w:rPr>
-                <w:noProof/>
-                <w:webHidden/>
-              </w:rPr>
-              <w:fldChar w:fldCharType="end"/>
-            </w:r>
-          </w:hyperlink>
-        </w:p>
-        <w:p>
-          <w:pPr>
-            <w:pStyle w:val="TOC2"/>
-            <w:tabs>
-              <w:tab w:val="right" w:leader="dot" w:pos="12950"/>
-            </w:tabs>
-            <w:rPr>
-              <w:rFonts w:eastAsiaTheme="minorEastAsia"/>
-              <w:noProof/>
-            </w:rPr>
-          </w:pPr>
-          <w:hyperlink w:anchor="_Toc216003240" w:history="1">
-            <w:r>
-              <w:rPr>
-                <w:rStyle w:val="Hyperlink"/>
-                <w:noProof/>
-              </w:rPr>
-              <w:t>Level 4</w:t>
-            </w:r>
-            <w:r>
-              <w:rPr>
-                <w:noProof/>
-                <w:webHidden/>
-              </w:rPr>
-              <w:tab/>
-            </w:r>
-            <w:r>
-              <w:rPr>
-                <w:noProof/>
-                <w:webHidden/>
-              </w:rPr>
-              <w:fldChar w:fldCharType="begin"/>
-            </w:r>
-            <w:r>
-              <w:rPr>
-                <w:noProof/>
-                <w:webHidden/>
-              </w:rPr>
-              <w:instrText xml:space="preserve"> PAGEREF _Toc216003240 \h </w:instrText>
-            </w:r>
-            <w:r>
-              <w:rPr>
-                <w:noProof/>
-                <w:webHidden/>
-              </w:rPr>
-            </w:r>
-            <w:r>
-              <w:rPr>
-                <w:noProof/>
-                <w:webHidden/>
-              </w:rPr>
-              <w:fldChar w:fldCharType="separate"/>
-            </w:r>
-            <w:r>
-              <w:rPr>
-                <w:noProof/>
-                <w:webHidden/>
-              </w:rPr>
-              <w:t>14</w:t>
-            </w:r>
-            <w:r>
-              <w:rPr>
-                <w:noProof/>
-                <w:webHidden/>
-              </w:rPr>
-              <w:fldChar w:fldCharType="end"/>
-            </w:r>
-          </w:hyperlink>
-        </w:p>
-        <w:p>
-          <w:pPr>
-            <w:pStyle w:val="TOC2"/>
-            <w:tabs>
-              <w:tab w:val="right" w:leader="dot" w:pos="12950"/>
-            </w:tabs>
-            <w:rPr>
-              <w:rFonts w:eastAsiaTheme="minorEastAsia"/>
-              <w:noProof/>
-            </w:rPr>
-          </w:pPr>
-          <w:hyperlink w:anchor="_Toc216003241" w:history="1">
-            <w:r>
-              <w:rPr>
-                <w:rStyle w:val="Hyperlink"/>
-                <w:noProof/>
-              </w:rPr>
-              <w:t>Level 5</w:t>
-            </w:r>
-            <w:r>
-              <w:rPr>
-                <w:noProof/>
-                <w:webHidden/>
-              </w:rPr>
-              <w:tab/>
-            </w:r>
-            <w:r>
-              <w:rPr>
-                <w:noProof/>
-                <w:webHidden/>
-              </w:rPr>
-              <w:fldChar w:fldCharType="begin"/>
-            </w:r>
-            <w:r>
-              <w:rPr>
-                <w:noProof/>
-                <w:webHidden/>
-              </w:rPr>
-              <w:instrText xml:space="preserve"> PAGEREF _Toc216003241 \h </w:instrText>
-            </w:r>
-            <w:r>
-              <w:rPr>
-                <w:noProof/>
-                <w:webHidden/>
-              </w:rPr>
-            </w:r>
-            <w:r>
-              <w:rPr>
-                <w:noProof/>
-                <w:webHidden/>
-              </w:rPr>
-              <w:fldChar w:fldCharType="separate"/>
-            </w:r>
-            <w:r>
-              <w:rPr>
-                <w:noProof/>
-                <w:webHidden/>
-              </w:rPr>
-              <w:t>14</w:t>
-            </w:r>
-            <w:r>
-              <w:rPr>
-                <w:noProof/>
-                <w:webHidden/>
-              </w:rPr>
-              <w:fldChar w:fldCharType="end"/>
-            </w:r>
-          </w:hyperlink>
-        </w:p>
-        <w:p>
-          <w:pPr>
-            <w:pStyle w:val="TOC2"/>
-            <w:tabs>
-              <w:tab w:val="right" w:leader="dot" w:pos="12950"/>
-            </w:tabs>
-            <w:rPr>
-              <w:rFonts w:eastAsiaTheme="minorEastAsia"/>
-              <w:noProof/>
-            </w:rPr>
-          </w:pPr>
-          <w:hyperlink w:anchor="_Toc216003242" w:history="1">
-            <w:r>
-              <w:rPr>
-                <w:rStyle w:val="Hyperlink"/>
-                <w:noProof/>
-              </w:rPr>
-              <w:t>Level 6</w:t>
-            </w:r>
-            <w:r>
-              <w:rPr>
-                <w:noProof/>
-                <w:webHidden/>
-              </w:rPr>
-              <w:tab/>
-            </w:r>
-            <w:r>
-              <w:rPr>
-                <w:noProof/>
-                <w:webHidden/>
-              </w:rPr>
-              <w:fldChar w:fldCharType="begin"/>
-            </w:r>
-            <w:r>
-              <w:rPr>
-                <w:noProof/>
-                <w:webHidden/>
-              </w:rPr>
-              <w:instrText xml:space="preserve"> PAGEREF _Toc216003242 \h </w:instrText>
-            </w:r>
-            <w:r>
-              <w:rPr>
-                <w:noProof/>
-                <w:webHidden/>
-              </w:rPr>
-            </w:r>
-            <w:r>
-              <w:rPr>
-                <w:noProof/>
-                <w:webHidden/>
-              </w:rPr>
-              <w:fldChar w:fldCharType="separate"/>
-            </w:r>
-            <w:r>
-              <w:rPr>
-                <w:noProof/>
-                <w:webHidden/>
-              </w:rPr>
-              <w:t>14</w:t>
-            </w:r>
-            <w:r>
-              <w:rPr>
-                <w:noProof/>
-                <w:webHidden/>
-              </w:rPr>
-              <w:fldChar w:fldCharType="end"/>
-            </w:r>
-          </w:hyperlink>
-        </w:p>
-        <w:p>
-          <w:pPr>
-            <w:pStyle w:val="TOC2"/>
-            <w:tabs>
-              <w:tab w:val="right" w:leader="dot" w:pos="12950"/>
-            </w:tabs>
-            <w:rPr>
-              <w:rFonts w:eastAsiaTheme="minorEastAsia"/>
-              <w:noProof/>
-            </w:rPr>
-          </w:pPr>
-          <w:hyperlink w:anchor="_Toc216003243" w:history="1">
-            <w:r>
-              <w:rPr>
-                <w:rStyle w:val="Hyperlink"/>
-                <w:noProof/>
-              </w:rPr>
-              <w:t>Level 7</w:t>
-            </w:r>
-            <w:r>
-              <w:rPr>
-                <w:noProof/>
-                <w:webHidden/>
-              </w:rPr>
-              <w:tab/>
-            </w:r>
-            <w:r>
-              <w:rPr>
-                <w:noProof/>
-                <w:webHidden/>
-              </w:rPr>
-              <w:fldChar w:fldCharType="begin"/>
-            </w:r>
-            <w:r>
-              <w:rPr>
-                <w:noProof/>
-                <w:webHidden/>
-              </w:rPr>
-              <w:instrText xml:space="preserve"> PAGEREF _Toc216003243 \h </w:instrText>
-            </w:r>
-            <w:r>
-              <w:rPr>
-                <w:noProof/>
-                <w:webHidden/>
-              </w:rPr>
-            </w:r>
-            <w:r>
-              <w:rPr>
-                <w:noProof/>
-                <w:webHidden/>
-              </w:rPr>
-              <w:fldChar w:fldCharType="separate"/>
-            </w:r>
-            <w:r>
-              <w:rPr>
-                <w:noProof/>
-                <w:webHidden/>
-              </w:rPr>
-              <w:t>14</w:t>
-            </w:r>
-            <w:r>
-              <w:rPr>
-                <w:noProof/>
-                <w:webHidden/>
-              </w:rPr>
-              <w:fldChar w:fldCharType="end"/>
-            </w:r>
-          </w:hyperlink>
-        </w:p>
-        <w:p>
-          <w:pPr>
-            <w:pStyle w:val="TOC2"/>
-            <w:tabs>
-              <w:tab w:val="right" w:leader="dot" w:pos="12950"/>
-            </w:tabs>
-            <w:rPr>
-              <w:rFonts w:eastAsiaTheme="minorEastAsia"/>
-              <w:noProof/>
-            </w:rPr>
-          </w:pPr>
-          <w:hyperlink w:anchor="_Toc216003244" w:history="1">
-            <w:r>
-              <w:rPr>
-                <w:rStyle w:val="Hyperlink"/>
-                <w:noProof/>
-              </w:rPr>
-              <w:t>Level 8</w:t>
-            </w:r>
-            <w:r>
-              <w:rPr>
-                <w:noProof/>
-                <w:webHidden/>
-              </w:rPr>
-              <w:tab/>
-            </w:r>
-            <w:r>
-              <w:rPr>
-                <w:noProof/>
-                <w:webHidden/>
-              </w:rPr>
-              <w:fldChar w:fldCharType="begin"/>
-            </w:r>
-            <w:r>
-              <w:rPr>
-                <w:noProof/>
-                <w:webHidden/>
-              </w:rPr>
-              <w:instrText xml:space="preserve"> PAGEREF _Toc216003244 \h </w:instrText>
-            </w:r>
-            <w:r>
-              <w:rPr>
-                <w:noProof/>
-                <w:webHidden/>
-              </w:rPr>
-            </w:r>
-            <w:r>
-              <w:rPr>
-                <w:noProof/>
-                <w:webHidden/>
-              </w:rPr>
-              <w:fldChar w:fldCharType="separate"/>
-            </w:r>
-            <w:r>
-              <w:rPr>
-                <w:noProof/>
-                <w:webHidden/>
-              </w:rPr>
-              <w:t>14</w:t>
-            </w:r>
-            <w:r>
-              <w:rPr>
-                <w:noProof/>
-                <w:webHidden/>
-              </w:rPr>
-              <w:fldChar w:fldCharType="end"/>
-            </w:r>
-          </w:hyperlink>
-        </w:p>
-        <w:p>
-          <w:pPr>
-            <w:pStyle w:val="TOC2"/>
-            <w:tabs>
-              <w:tab w:val="right" w:leader="dot" w:pos="12950"/>
-            </w:tabs>
-            <w:rPr>
-              <w:rFonts w:eastAsiaTheme="minorEastAsia"/>
-              <w:noProof/>
-            </w:rPr>
-          </w:pPr>
-          <w:hyperlink w:anchor="_Toc216003245" w:history="1">
-            <w:r>
-              <w:rPr>
-                <w:rStyle w:val="Hyperlink"/>
-                <w:noProof/>
-              </w:rPr>
-              <w:t>Level 9</w:t>
-            </w:r>
-            <w:r>
-              <w:rPr>
-                <w:noProof/>
-                <w:webHidden/>
-              </w:rPr>
-              <w:tab/>
-            </w:r>
-            <w:r>
-              <w:rPr>
-                <w:noProof/>
-                <w:webHidden/>
-              </w:rPr>
-              <w:fldChar w:fldCharType="begin"/>
-            </w:r>
-            <w:r>
-              <w:rPr>
-                <w:noProof/>
-                <w:webHidden/>
-              </w:rPr>
-              <w:instrText xml:space="preserve"> PAGEREF _Toc216003245 \h </w:instrText>
-            </w:r>
-            <w:r>
-              <w:rPr>
-                <w:noProof/>
-                <w:webHidden/>
-              </w:rPr>
-            </w:r>
-            <w:r>
-              <w:rPr>
-                <w:noProof/>
-                <w:webHidden/>
-              </w:rPr>
-              <w:fldChar w:fldCharType="separate"/>
-            </w:r>
-            <w:r>
-              <w:rPr>
-                <w:noProof/>
-                <w:webHidden/>
-              </w:rPr>
-              <w:t>14</w:t>
-            </w:r>
-            <w:r>
-              <w:rPr>
-                <w:noProof/>
-                <w:webHidden/>
-              </w:rPr>
-              <w:fldChar w:fldCharType="end"/>
-            </w:r>
-          </w:hyperlink>
-        </w:p>
-        <w:p>
-          <w:pPr>
-            <w:pStyle w:val="TOC2"/>
-            <w:tabs>
-              <w:tab w:val="right" w:leader="dot" w:pos="12950"/>
-            </w:tabs>
-            <w:rPr>
-              <w:rFonts w:eastAsiaTheme="minorEastAsia"/>
-              <w:noProof/>
-            </w:rPr>
-          </w:pPr>
-          <w:hyperlink w:anchor="_Toc216003246" w:history="1">
-            <w:r>
-              <w:rPr>
-                <w:rStyle w:val="Hyperlink"/>
-                <w:noProof/>
-              </w:rPr>
-              <w:t>Level 10</w:t>
-            </w:r>
-            <w:r>
-              <w:rPr>
-                <w:noProof/>
-                <w:webHidden/>
-              </w:rPr>
-              <w:tab/>
-            </w:r>
-            <w:r>
-              <w:rPr>
-                <w:noProof/>
-                <w:webHidden/>
-              </w:rPr>
-              <w:fldChar w:fldCharType="begin"/>
-            </w:r>
-            <w:r>
-              <w:rPr>
-                <w:noProof/>
-                <w:webHidden/>
-              </w:rPr>
-              <w:instrText xml:space="preserve"> PAGEREF _Toc216003246 \h </w:instrText>
-            </w:r>
-            <w:r>
-              <w:rPr>
-                <w:noProof/>
-                <w:webHidden/>
-              </w:rPr>
-            </w:r>
-            <w:r>
-              <w:rPr>
-                <w:noProof/>
-                <w:webHidden/>
-              </w:rPr>
-              <w:fldChar w:fldCharType="separate"/>
-            </w:r>
-            <w:r>
-              <w:rPr>
-                <w:noProof/>
-                <w:webHidden/>
-              </w:rPr>
-              <w:t>14</w:t>
+              <w:t>10</w:t>
             </w:r>
             <w:r>
               <w:rPr>
@@ -2327,7 +1637,7 @@
       <w:pPr>
         <w:pStyle w:val="Heading1"/>
       </w:pPr>
-      <w:bookmarkStart w:id="0" w:name="_Toc216003223"/>
+      <w:bookmarkStart w:id="0" w:name="_Toc217211574"/>
       <w:r>
         <w:lastRenderedPageBreak/>
         <w:t>Overview</w:t>
@@ -2357,7 +1667,7 @@
       <w:pPr>
         <w:pStyle w:val="Heading1"/>
       </w:pPr>
-      <w:bookmarkStart w:id="1" w:name="_Toc216003224"/>
+      <w:bookmarkStart w:id="1" w:name="_Toc217211575"/>
       <w:r>
         <w:t>Input Bindings</w:t>
       </w:r>
@@ -4124,7 +3434,7 @@
       <w:pPr>
         <w:pStyle w:val="Heading1"/>
       </w:pPr>
-      <w:bookmarkStart w:id="2" w:name="_Toc216003225"/>
+      <w:bookmarkStart w:id="2" w:name="_Toc217211576"/>
       <w:r>
         <w:lastRenderedPageBreak/>
         <w:t>Screens</w:t>
@@ -4135,7 +3445,7 @@
       <w:pPr>
         <w:pStyle w:val="Heading2"/>
       </w:pPr>
-      <w:bookmarkStart w:id="3" w:name="_Toc216003226"/>
+      <w:bookmarkStart w:id="3" w:name="_Toc217211577"/>
       <w:r>
         <w:t>Splash</w:t>
       </w:r>
@@ -4145,7 +3455,7 @@
       <w:pPr>
         <w:pStyle w:val="Heading2"/>
       </w:pPr>
-      <w:bookmarkStart w:id="4" w:name="_Toc216003227"/>
+      <w:bookmarkStart w:id="4" w:name="_Toc217211578"/>
       <w:r>
         <w:t>Opening Credits</w:t>
       </w:r>
@@ -4155,7 +3465,7 @@
       <w:pPr>
         <w:pStyle w:val="Heading2"/>
       </w:pPr>
-      <w:bookmarkStart w:id="5" w:name="_Toc216003228"/>
+      <w:bookmarkStart w:id="5" w:name="_Toc217211579"/>
       <w:r>
         <w:t>Main Menu</w:t>
       </w:r>
@@ -4270,7 +3580,7 @@
       <w:pPr>
         <w:pStyle w:val="Heading2"/>
       </w:pPr>
-      <w:bookmarkStart w:id="6" w:name="_Toc216003229"/>
+      <w:bookmarkStart w:id="6" w:name="_Toc217211580"/>
       <w:r>
         <w:t>Game Play</w:t>
       </w:r>
@@ -4280,7 +3590,7 @@
       <w:pPr>
         <w:pStyle w:val="Heading2"/>
       </w:pPr>
-      <w:bookmarkStart w:id="7" w:name="_Toc216003230"/>
+      <w:bookmarkStart w:id="7" w:name="_Toc217211581"/>
       <w:r>
         <w:t>Leaderboard</w:t>
       </w:r>
@@ -4303,7 +3613,7 @@
       <w:pPr>
         <w:pStyle w:val="Heading1"/>
       </w:pPr>
-      <w:bookmarkStart w:id="8" w:name="_Toc216003231"/>
+      <w:bookmarkStart w:id="8" w:name="_Toc217211582"/>
       <w:r>
         <w:lastRenderedPageBreak/>
         <w:t>Player</w:t>
@@ -7456,10 +6766,12 @@
       <w:pPr>
         <w:pStyle w:val="Heading1"/>
       </w:pPr>
+      <w:bookmarkStart w:id="9" w:name="_Toc217211583"/>
       <w:r>
         <w:lastRenderedPageBreak/>
         <w:t>Primary Weapons</w:t>
       </w:r>
+      <w:bookmarkEnd w:id="9"/>
     </w:p>
     <w:tbl>
       <w:tblPr>
@@ -10100,10 +9412,12 @@
       <w:pPr>
         <w:pStyle w:val="Heading1"/>
       </w:pPr>
+      <w:bookmarkStart w:id="10" w:name="_Toc217211584"/>
       <w:r>
         <w:lastRenderedPageBreak/>
         <w:t>Secondary Weapons</w:t>
       </w:r>
+      <w:bookmarkEnd w:id="10"/>
     </w:p>
     <w:tbl>
       <w:tblPr>
@@ -12735,12 +12049,12 @@
       <w:pPr>
         <w:pStyle w:val="Heading1"/>
       </w:pPr>
-      <w:bookmarkStart w:id="9" w:name="_Toc216003232"/>
+      <w:bookmarkStart w:id="11" w:name="_Toc217211585"/>
       <w:r>
         <w:lastRenderedPageBreak/>
         <w:t>Resource/Obstacle Weighted Spawning</w:t>
       </w:r>
-      <w:bookmarkEnd w:id="9"/>
+      <w:bookmarkEnd w:id="11"/>
     </w:p>
     <w:tbl>
       <w:tblPr>
@@ -12832,7 +12146,18 @@
                 <w:szCs w:val="22"/>
                 <w14:ligatures w14:val="none"/>
               </w:rPr>
-              <w:t>Level 1-5</w:t>
+              <w:t xml:space="preserve">Level </w:t>
+            </w:r>
+            <w:r>
+              <w:rPr>
+                <w:rFonts w:ascii="Aptos Narrow" w:eastAsia="Times New Roman" w:hAnsi="Aptos Narrow" w:cs="Times New Roman"/>
+                <w:color w:val="000000"/>
+                <w:kern w:val="0"/>
+                <w:sz w:val="22"/>
+                <w:szCs w:val="22"/>
+                <w14:ligatures w14:val="none"/>
+              </w:rPr>
+              <w:t>2</w:t>
             </w:r>
           </w:p>
         </w:tc>
@@ -12870,7 +12195,18 @@
                 <w:szCs w:val="22"/>
                 <w14:ligatures w14:val="none"/>
               </w:rPr>
-              <w:t>Level 6-9</w:t>
+              <w:t xml:space="preserve">Level </w:t>
+            </w:r>
+            <w:r>
+              <w:rPr>
+                <w:rFonts w:ascii="Aptos Narrow" w:eastAsia="Times New Roman" w:hAnsi="Aptos Narrow" w:cs="Times New Roman"/>
+                <w:color w:val="000000"/>
+                <w:kern w:val="0"/>
+                <w:sz w:val="22"/>
+                <w:szCs w:val="22"/>
+                <w14:ligatures w14:val="none"/>
+              </w:rPr>
+              <w:t>3</w:t>
             </w:r>
           </w:p>
         </w:tc>
@@ -12908,7 +12244,18 @@
                 <w:szCs w:val="22"/>
                 <w14:ligatures w14:val="none"/>
               </w:rPr>
-              <w:t>Level 10</w:t>
+              <w:t xml:space="preserve">Level </w:t>
+            </w:r>
+            <w:r>
+              <w:rPr>
+                <w:rFonts w:ascii="Aptos Narrow" w:eastAsia="Times New Roman" w:hAnsi="Aptos Narrow" w:cs="Times New Roman"/>
+                <w:color w:val="000000"/>
+                <w:kern w:val="0"/>
+                <w:sz w:val="22"/>
+                <w:szCs w:val="22"/>
+                <w14:ligatures w14:val="none"/>
+              </w:rPr>
+              <w:t>4</w:t>
             </w:r>
           </w:p>
         </w:tc>
@@ -16450,12 +15797,12 @@
       <w:pPr>
         <w:pStyle w:val="Heading1"/>
       </w:pPr>
-      <w:bookmarkStart w:id="10" w:name="_Toc216003233"/>
+      <w:bookmarkStart w:id="12" w:name="_Toc217211586"/>
       <w:r>
         <w:lastRenderedPageBreak/>
         <w:t>Enemy</w:t>
       </w:r>
-      <w:bookmarkEnd w:id="10"/>
+      <w:bookmarkEnd w:id="12"/>
     </w:p>
     <w:tbl>
       <w:tblPr>
@@ -22941,138 +22288,16 @@
       <w:pPr>
         <w:pStyle w:val="Heading1"/>
       </w:pPr>
-      <w:bookmarkStart w:id="11" w:name="_Toc216003234"/>
+      <w:bookmarkStart w:id="13" w:name="_Toc217211587"/>
       <w:r>
         <w:t>Enemy Movement</w:t>
       </w:r>
-      <w:bookmarkEnd w:id="11"/>
+      <w:bookmarkEnd w:id="13"/>
     </w:p>
     <w:p>
       <w:r>
         <w:t>Enemy ships will have set patrol routes or will pick random waypoints to travel to.  Ships can be arranged into squadrons so that several ships will travel along the same route(s).</w:t>
       </w:r>
-    </w:p>
-    <w:p>
-      <w:pPr>
-        <w:pStyle w:val="Heading1"/>
-      </w:pPr>
-      <w:bookmarkStart w:id="12" w:name="_Toc216003236"/>
-      <w:r>
-        <w:lastRenderedPageBreak/>
-        <w:t>Levels</w:t>
-      </w:r>
-      <w:bookmarkEnd w:id="12"/>
-    </w:p>
-    <w:p>
-      <w:r>
-        <w:t xml:space="preserve">There are 10 levels in the game, and each is more difficult than the previous.  The player </w:t>
-      </w:r>
-      <w:r>
-        <w:t>must</w:t>
-      </w:r>
-      <w:r>
-        <w:t xml:space="preserve"> start off at level 1.  Once it is completed, the player is returned to this map.  Level one will be a different color to show that it has been completed.  They then need to go to level 2 and so on…</w:t>
-      </w:r>
-    </w:p>
-    <w:p>
-      <w:pPr>
-        <w:pStyle w:val="Heading2"/>
-      </w:pPr>
-      <w:bookmarkStart w:id="13" w:name="_Toc216003237"/>
-      <w:r>
-        <w:t>Level 1</w:t>
-      </w:r>
-      <w:bookmarkEnd w:id="13"/>
-    </w:p>
-    <w:p>
-      <w:pPr>
-        <w:pStyle w:val="Heading2"/>
-      </w:pPr>
-      <w:bookmarkStart w:id="14" w:name="_Toc216003238"/>
-      <w:r>
-        <w:t>Level 2</w:t>
-      </w:r>
-      <w:bookmarkEnd w:id="14"/>
-    </w:p>
-    <w:p>
-      <w:pPr>
-        <w:pStyle w:val="Heading2"/>
-      </w:pPr>
-      <w:bookmarkStart w:id="15" w:name="_Toc216003239"/>
-      <w:r>
-        <w:t>Level 3</w:t>
-      </w:r>
-      <w:bookmarkEnd w:id="15"/>
-    </w:p>
-    <w:p>
-      <w:pPr>
-        <w:pStyle w:val="Heading2"/>
-      </w:pPr>
-      <w:bookmarkStart w:id="16" w:name="_Toc216003240"/>
-      <w:r>
-        <w:t>Level 4</w:t>
-      </w:r>
-      <w:bookmarkEnd w:id="16"/>
-    </w:p>
-    <w:p>
-      <w:pPr>
-        <w:pStyle w:val="Heading2"/>
-      </w:pPr>
-      <w:bookmarkStart w:id="17" w:name="_Toc216003241"/>
-      <w:r>
-        <w:t>Level 5</w:t>
-      </w:r>
-      <w:bookmarkEnd w:id="17"/>
-    </w:p>
-    <w:p>
-      <w:pPr>
-        <w:pStyle w:val="Heading2"/>
-      </w:pPr>
-      <w:bookmarkStart w:id="18" w:name="_Toc216003242"/>
-      <w:r>
-        <w:t>Level 6</w:t>
-      </w:r>
-      <w:bookmarkEnd w:id="18"/>
-    </w:p>
-    <w:p>
-      <w:pPr>
-        <w:pStyle w:val="Heading2"/>
-      </w:pPr>
-      <w:bookmarkStart w:id="19" w:name="_Toc216003243"/>
-      <w:r>
-        <w:t>Level 7</w:t>
-      </w:r>
-      <w:bookmarkEnd w:id="19"/>
-    </w:p>
-    <w:p>
-      <w:pPr>
-        <w:pStyle w:val="Heading2"/>
-      </w:pPr>
-      <w:bookmarkStart w:id="20" w:name="_Toc216003244"/>
-      <w:r>
-        <w:t>Level 8</w:t>
-      </w:r>
-      <w:bookmarkEnd w:id="20"/>
-    </w:p>
-    <w:p>
-      <w:pPr>
-        <w:pStyle w:val="Heading2"/>
-      </w:pPr>
-      <w:bookmarkStart w:id="21" w:name="_Toc216003245"/>
-      <w:r>
-        <w:t>Level 9</w:t>
-      </w:r>
-      <w:bookmarkEnd w:id="21"/>
-    </w:p>
-    <w:p>
-      <w:pPr>
-        <w:pStyle w:val="Heading2"/>
-      </w:pPr>
-      <w:bookmarkStart w:id="22" w:name="_Toc216003246"/>
-      <w:r>
-        <w:t>Level 10</w:t>
-      </w:r>
-      <w:bookmarkEnd w:id="22"/>
     </w:p>
     <w:p/>
     <w:sectPr>
@@ -26388,6 +25613,7 @@
     <w:rsid w:val="00807FB5"/>
     <w:rsid w:val="008177FA"/>
     <w:rsid w:val="008866A5"/>
+    <w:rsid w:val="009132EA"/>
     <w:rsid w:val="00A30CB3"/>
     <w:rsid w:val="00A4184F"/>
     <w:rsid w:val="00A94B5E"/>
@@ -26396,6 +25622,7 @@
     <w:rsid w:val="00B03E23"/>
     <w:rsid w:val="00B241BB"/>
     <w:rsid w:val="00BF23D2"/>
+    <w:rsid w:val="00C27E06"/>
     <w:rsid w:val="00C47BBE"/>
     <w:rsid w:val="00C67B83"/>
     <w:rsid w:val="00CD4523"/>
